--- a/public/assets/files/niestacjonarne/TBK.docx
+++ b/public/assets/files/niestacjonarne/TBK.docx
@@ -523,6 +523,7 @@
                 <w:i w:val="0"/>
                 <w:sz w:val="22"/>
               </w:rPr>
+              <w:t>I</w:t>
             </w:r>
           </w:p>
         </w:tc>
@@ -560,6 +561,7 @@
                 <w:i w:val="0"/>
                 <w:sz w:val="22"/>
               </w:rPr>
+              <w:t>obligatoryjny</w:t>
             </w:r>
           </w:p>
         </w:tc>

--- a/public/assets/files/niestacjonarne/TBK.docx
+++ b/public/assets/files/niestacjonarne/TBK.docx
@@ -1156,6 +1156,7 @@
                 <w:i w:val="0"/>
                 <w:sz w:val="22"/>
               </w:rPr>
+              <w:t>Samodzielna implementacja projektu backendowego; przygotowanie do kolokwium z zagadnień technologii backendowych; dokumentacja projektu.</w:t>
             </w:r>
           </w:p>
         </w:tc>
@@ -1266,7 +1267,97 @@
           <w:tcPr>
             <w:tcW w:type="dxa" w:w="9972"/>
           </w:tcPr>
-          <w:p/>
+          <w:p>
+            <w:pPr>
+              <w:spacing w:before="20" w:after="20"/>
+            </w:pPr>
+            <w:r>
+              <w:rPr>
+                <w:rFonts w:ascii="Aptos" w:hAnsi="Aptos"/>
+                <w:b/>
+                <w:sz w:val="22"/>
+              </w:rPr>
+              <w:t>Wykład:</w:t>
+            </w:r>
+          </w:p>
+          <w:p>
+            <w:pPr>
+              <w:spacing w:before="20" w:after="20"/>
+            </w:pPr>
+            <w:r>
+              <w:rPr>
+                <w:rFonts w:ascii="Aptos" w:hAnsi="Aptos"/>
+                <w:b w:val="0"/>
+                <w:sz w:val="22"/>
+              </w:rPr>
+              <w:t>• wykład z prezentacją multimedialną</w:t>
+            </w:r>
+          </w:p>
+          <w:p>
+            <w:pPr>
+              <w:spacing w:before="20" w:after="20"/>
+            </w:pPr>
+            <w:r>
+              <w:rPr>
+                <w:rFonts w:ascii="Aptos" w:hAnsi="Aptos"/>
+                <w:b w:val="0"/>
+                <w:sz w:val="22"/>
+              </w:rPr>
+              <w:t>• wykład konwersatoryjny (z elementami dyskusji)</w:t>
+            </w:r>
+          </w:p>
+          <w:p>
+            <w:pPr>
+              <w:spacing w:before="20" w:after="20"/>
+            </w:pPr>
+            <w:r>
+              <w:rPr>
+                <w:rFonts w:ascii="Aptos" w:hAnsi="Aptos"/>
+                <w:b/>
+                <w:sz w:val="22"/>
+              </w:rPr>
+              <w:t>Ćwiczenia / Laboratorium:</w:t>
+            </w:r>
+          </w:p>
+          <w:p>
+            <w:pPr>
+              <w:spacing w:before="20" w:after="20"/>
+            </w:pPr>
+            <w:r>
+              <w:rPr>
+                <w:rFonts w:ascii="Aptos" w:hAnsi="Aptos"/>
+                <w:b w:val="0"/>
+                <w:sz w:val="22"/>
+              </w:rPr>
+              <w:t>• metoda projektów (projekt praktyczny)</w:t>
+            </w:r>
+          </w:p>
+          <w:p>
+            <w:pPr>
+              <w:spacing w:before="20" w:after="20"/>
+            </w:pPr>
+            <w:r>
+              <w:rPr>
+                <w:rFonts w:ascii="Aptos" w:hAnsi="Aptos"/>
+                <w:b w:val="0"/>
+                <w:sz w:val="22"/>
+              </w:rPr>
+              <w:t>• rozwiązywanie zadań</w:t>
+            </w:r>
+          </w:p>
+          <w:p>
+            <w:pPr>
+              <w:spacing w:before="20" w:after="20"/>
+            </w:pPr>
+            <w:r>
+              <w:rPr>
+                <w:rFonts w:ascii="Aptos" w:hAnsi="Aptos"/>
+                <w:b w:val="0"/>
+                <w:sz w:val="22"/>
+              </w:rPr>
+              <w:t>• burza mózgów</w:t>
+            </w:r>
+          </w:p>
         </w:tc>
       </w:tr>
     </w:tbl>
@@ -1517,91 +1608,7 @@
                 <w:rFonts w:ascii="Aptos" w:hAnsi="Aptos"/>
                 <w:sz w:val="22"/>
               </w:rPr>
-              <w:t>1. wykład z elementami dyskusji z prezentacją multimedialną</w:t>
-            </w:r>
-          </w:p>
-          <w:p>
-            <w:pPr>
-              <w:spacing w:before="20" w:after="20"/>
-            </w:pPr>
-            <w:r>
-              <w:rPr>
-                <w:rFonts w:ascii="Aptos" w:hAnsi="Aptos"/>
-                <w:sz w:val="22"/>
-              </w:rPr>
-              <w:t>2. burza mózgów</w:t>
-            </w:r>
-          </w:p>
-          <w:p>
-            <w:pPr>
-              <w:spacing w:before="20" w:after="20"/>
-            </w:pPr>
-            <w:r>
-              <w:rPr>
-                <w:rFonts w:ascii="Aptos" w:hAnsi="Aptos"/>
-                <w:sz w:val="22"/>
-              </w:rPr>
-              <w:t>3. rozwiązywanie zadań</w:t>
-            </w:r>
-          </w:p>
-          <w:p>
-            <w:pPr>
-              <w:spacing w:before="20" w:after="20"/>
-            </w:pPr>
-            <w:r>
-              <w:rPr>
-                <w:rFonts w:ascii="Aptos" w:hAnsi="Aptos"/>
-                <w:sz w:val="22"/>
-              </w:rPr>
-              <w:t>4. analiza przypadków</w:t>
-            </w:r>
-          </w:p>
-          <w:p>
-            <w:pPr>
-              <w:spacing w:before="20" w:after="20"/>
-            </w:pPr>
-            <w:r>
-              <w:rPr>
-                <w:rFonts w:ascii="Aptos" w:hAnsi="Aptos"/>
-                <w:sz w:val="22"/>
-              </w:rPr>
-              <w:t>5. projekt praktyczny</w:t>
-            </w:r>
-          </w:p>
-          <w:p>
-            <w:pPr>
-              <w:spacing w:before="20" w:after="20"/>
-            </w:pPr>
-            <w:r>
-              <w:rPr>
-                <w:rFonts w:ascii="Aptos" w:hAnsi="Aptos"/>
-                <w:sz w:val="22"/>
-              </w:rPr>
-              <w:t>6. Kryteria oceny</w:t>
-            </w:r>
-          </w:p>
-          <w:p>
-            <w:pPr>
-              <w:spacing w:before="20" w:after="20"/>
-            </w:pPr>
-            <w:r>
-              <w:rPr>
-                <w:rFonts w:ascii="Aptos" w:hAnsi="Aptos"/>
-                <w:sz w:val="22"/>
-              </w:rPr>
-              <w:t>7. 60% Kolokwium</w:t>
-            </w:r>
-          </w:p>
-          <w:p>
-            <w:pPr>
-              <w:spacing w:before="20" w:after="20"/>
-            </w:pPr>
-            <w:r>
-              <w:rPr>
-                <w:rFonts w:ascii="Aptos" w:hAnsi="Aptos"/>
-                <w:sz w:val="22"/>
-              </w:rPr>
-              <w:t>8. 40% Projekt programistyczny</w:t>
+              <w:t>1. kolokwium końcowe</w:t>
             </w:r>
           </w:p>
         </w:tc>
@@ -1618,91 +1625,19 @@
                 <w:rFonts w:ascii="Aptos" w:hAnsi="Aptos"/>
                 <w:sz w:val="22"/>
               </w:rPr>
-              <w:t>1. wykład z elementami dyskusji z prezentacją multimedialną</w:t>
-            </w:r>
-          </w:p>
-          <w:p>
-            <w:pPr>
-              <w:spacing w:before="20" w:after="20"/>
-            </w:pPr>
-            <w:r>
-              <w:rPr>
-                <w:rFonts w:ascii="Aptos" w:hAnsi="Aptos"/>
-                <w:sz w:val="22"/>
-              </w:rPr>
-              <w:t>2. burza mózgów</w:t>
-            </w:r>
-          </w:p>
-          <w:p>
-            <w:pPr>
-              <w:spacing w:before="20" w:after="20"/>
-            </w:pPr>
-            <w:r>
-              <w:rPr>
-                <w:rFonts w:ascii="Aptos" w:hAnsi="Aptos"/>
-                <w:sz w:val="22"/>
-              </w:rPr>
-              <w:t>3. rozwiązywanie zadań</w:t>
-            </w:r>
-          </w:p>
-          <w:p>
-            <w:pPr>
-              <w:spacing w:before="20" w:after="20"/>
-            </w:pPr>
-            <w:r>
-              <w:rPr>
-                <w:rFonts w:ascii="Aptos" w:hAnsi="Aptos"/>
-                <w:sz w:val="22"/>
-              </w:rPr>
-              <w:t>4. analiza przypadków</w:t>
-            </w:r>
-          </w:p>
-          <w:p>
-            <w:pPr>
-              <w:spacing w:before="20" w:after="20"/>
-            </w:pPr>
-            <w:r>
-              <w:rPr>
-                <w:rFonts w:ascii="Aptos" w:hAnsi="Aptos"/>
-                <w:sz w:val="22"/>
-              </w:rPr>
-              <w:t>5. projekt praktyczny</w:t>
-            </w:r>
-          </w:p>
-          <w:p>
-            <w:pPr>
-              <w:spacing w:before="20" w:after="20"/>
-            </w:pPr>
-            <w:r>
-              <w:rPr>
-                <w:rFonts w:ascii="Aptos" w:hAnsi="Aptos"/>
-                <w:sz w:val="22"/>
-              </w:rPr>
-              <w:t>6. Kryteria oceny</w:t>
-            </w:r>
-          </w:p>
-          <w:p>
-            <w:pPr>
-              <w:spacing w:before="20" w:after="20"/>
-            </w:pPr>
-            <w:r>
-              <w:rPr>
-                <w:rFonts w:ascii="Aptos" w:hAnsi="Aptos"/>
-                <w:sz w:val="22"/>
-              </w:rPr>
-              <w:t>7. 60% Kolokwium</w:t>
-            </w:r>
-          </w:p>
-          <w:p>
-            <w:pPr>
-              <w:spacing w:before="20" w:after="20"/>
-            </w:pPr>
-            <w:r>
-              <w:rPr>
-                <w:rFonts w:ascii="Aptos" w:hAnsi="Aptos"/>
-                <w:sz w:val="22"/>
-              </w:rPr>
-              <w:t>8. 40% Projekt programistyczny</w:t>
+              <w:t>1. ocena sporządzonego oprogramowania</w:t>
+            </w:r>
+          </w:p>
+          <w:p>
+            <w:pPr>
+              <w:spacing w:before="20" w:after="20"/>
+            </w:pPr>
+            <w:r>
+              <w:rPr>
+                <w:rFonts w:ascii="Aptos" w:hAnsi="Aptos"/>
+                <w:sz w:val="22"/>
+              </w:rPr>
+              <w:t>2. prezentacja projektu i dokumentacji</w:t>
             </w:r>
           </w:p>
         </w:tc>
@@ -3430,7 +3365,7 @@
                 <w:i w:val="0"/>
                 <w:sz w:val="22"/>
               </w:rPr>
-              <w:t>wykład z elementami dyskusji z prezentacją multimedialną; burza mózgów; rozwiązywanie zadań; analiza przypadków; projekt praktyczny; Kryteria oceny; 60% Kolokwium; 40% Projekt programistyczny</w:t>
+              <w:t>kolokwium końcowe; ocena sporządzonego oprogramowania; prezentacja projektu i dokumentacji</w:t>
             </w:r>
           </w:p>
         </w:tc>
@@ -3488,7 +3423,7 @@
                 <w:i w:val="0"/>
                 <w:sz w:val="22"/>
               </w:rPr>
-              <w:t>wykład z elementami dyskusji z prezentacją multimedialną; burza mózgów; rozwiązywanie zadań; analiza przypadków; projekt praktyczny; Kryteria oceny; 60% Kolokwium; 40% Projekt programistyczny</w:t>
+              <w:t>kolokwium końcowe; ocena sporządzonego oprogramowania; prezentacja projektu i dokumentacji</w:t>
             </w:r>
           </w:p>
         </w:tc>
@@ -3546,7 +3481,7 @@
                 <w:i w:val="0"/>
                 <w:sz w:val="22"/>
               </w:rPr>
-              <w:t>wykład z elementami dyskusji z prezentacją multimedialną; burza mózgów; rozwiązywanie zadań; analiza przypadków; projekt praktyczny; Kryteria oceny; 60% Kolokwium; 40% Projekt programistyczny</w:t>
+              <w:t>kolokwium końcowe; ocena sporządzonego oprogramowania; prezentacja projektu i dokumentacji</w:t>
             </w:r>
           </w:p>
         </w:tc>
@@ -3604,7 +3539,7 @@
                 <w:i w:val="0"/>
                 <w:sz w:val="22"/>
               </w:rPr>
-              <w:t>wykład z elementami dyskusji z prezentacją multimedialną; burza mózgów; rozwiązywanie zadań; analiza przypadków; projekt praktyczny; Kryteria oceny; 60% Kolokwium; 40% Projekt programistyczny</w:t>
+              <w:t>kolokwium końcowe; ocena sporządzonego oprogramowania; prezentacja projektu i dokumentacji</w:t>
             </w:r>
           </w:p>
         </w:tc>
@@ -3662,7 +3597,7 @@
                 <w:i w:val="0"/>
                 <w:sz w:val="22"/>
               </w:rPr>
-              <w:t>wykład z elementami dyskusji z prezentacją multimedialną; burza mózgów; rozwiązywanie zadań; analiza przypadków; projekt praktyczny; Kryteria oceny; 60% Kolokwium; 40% Projekt programistyczny</w:t>
+              <w:t>kolokwium końcowe; ocena sporządzonego oprogramowania; prezentacja projektu i dokumentacji</w:t>
             </w:r>
           </w:p>
         </w:tc>
@@ -3720,7 +3655,7 @@
                 <w:i w:val="0"/>
                 <w:sz w:val="22"/>
               </w:rPr>
-              <w:t>wykład z elementami dyskusji z prezentacją multimedialną; burza mózgów; rozwiązywanie zadań; analiza przypadków; projekt praktyczny; Kryteria oceny; 60% Kolokwium; 40% Projekt programistyczny</w:t>
+              <w:t>kolokwium końcowe; ocena sporządzonego oprogramowania; prezentacja projektu i dokumentacji</w:t>
             </w:r>
           </w:p>
         </w:tc>
@@ -3778,7 +3713,7 @@
                 <w:i w:val="0"/>
                 <w:sz w:val="22"/>
               </w:rPr>
-              <w:t>wykład z elementami dyskusji z prezentacją multimedialną; burza mózgów; rozwiązywanie zadań; analiza przypadków; projekt praktyczny; Kryteria oceny; 60% Kolokwium; 40% Projekt programistyczny</w:t>
+              <w:t>kolokwium końcowe; ocena sporządzonego oprogramowania; prezentacja projektu i dokumentacji</w:t>
             </w:r>
           </w:p>
         </w:tc>
@@ -3941,7 +3876,7 @@
                 <w:i w:val="0"/>
                 <w:sz w:val="22"/>
               </w:rPr>
-              <w:t>wykład z elementami dyskusji z prezentacją multimedialną; burza mózgów; rozwiązywanie zadań; analiza przypadków; projekt praktyczny; Kryteria oceny; 60% Kolokwium; 40% Projekt programistyczny</w:t>
+              <w:t>kolokwium końcowe; ocena sporządzonego oprogramowania; prezentacja projektu i dokumentacji</w:t>
             </w:r>
           </w:p>
         </w:tc>
@@ -3999,7 +3934,7 @@
                 <w:i w:val="0"/>
                 <w:sz w:val="22"/>
               </w:rPr>
-              <w:t>wykład z elementami dyskusji z prezentacją multimedialną; burza mózgów; rozwiązywanie zadań; analiza przypadków; projekt praktyczny; Kryteria oceny; 60% Kolokwium; 40% Projekt programistyczny</w:t>
+              <w:t>kolokwium końcowe; ocena sporządzonego oprogramowania; prezentacja projektu i dokumentacji</w:t>
             </w:r>
           </w:p>
         </w:tc>
@@ -4057,7 +3992,7 @@
                 <w:i w:val="0"/>
                 <w:sz w:val="22"/>
               </w:rPr>
-              <w:t>wykład z elementami dyskusji z prezentacją multimedialną; burza mózgów; rozwiązywanie zadań; analiza przypadków; projekt praktyczny; Kryteria oceny; 60% Kolokwium; 40% Projekt programistyczny</w:t>
+              <w:t>kolokwium końcowe; ocena sporządzonego oprogramowania; prezentacja projektu i dokumentacji</w:t>
             </w:r>
           </w:p>
         </w:tc>
@@ -4115,7 +4050,7 @@
                 <w:i w:val="0"/>
                 <w:sz w:val="22"/>
               </w:rPr>
-              <w:t>wykład z elementami dyskusji z prezentacją multimedialną; burza mózgów; rozwiązywanie zadań; analiza przypadków; projekt praktyczny; Kryteria oceny; 60% Kolokwium; 40% Projekt programistyczny</w:t>
+              <w:t>kolokwium końcowe; ocena sporządzonego oprogramowania; prezentacja projektu i dokumentacji</w:t>
             </w:r>
           </w:p>
         </w:tc>
@@ -4173,7 +4108,7 @@
                 <w:i w:val="0"/>
                 <w:sz w:val="22"/>
               </w:rPr>
-              <w:t>wykład z elementami dyskusji z prezentacją multimedialną; burza mózgów; rozwiązywanie zadań; analiza przypadków; projekt praktyczny; Kryteria oceny; 60% Kolokwium; 40% Projekt programistyczny</w:t>
+              <w:t>kolokwium końcowe; ocena sporządzonego oprogramowania; prezentacja projektu i dokumentacji</w:t>
             </w:r>
           </w:p>
         </w:tc>
@@ -4336,7 +4271,7 @@
                 <w:i w:val="0"/>
                 <w:sz w:val="22"/>
               </w:rPr>
-              <w:t>wykład z elementami dyskusji z prezentacją multimedialną; burza mózgów; rozwiązywanie zadań; analiza przypadków; projekt praktyczny; Kryteria oceny; 60% Kolokwium; 40% Projekt programistyczny</w:t>
+              <w:t>kolokwium końcowe; ocena sporządzonego oprogramowania; prezentacja projektu i dokumentacji</w:t>
             </w:r>
           </w:p>
         </w:tc>
@@ -4394,7 +4329,7 @@
                 <w:i w:val="0"/>
                 <w:sz w:val="22"/>
               </w:rPr>
-              <w:t>wykład z elementami dyskusji z prezentacją multimedialną; burza mózgów; rozwiązywanie zadań; analiza przypadków; projekt praktyczny; Kryteria oceny; 60% Kolokwium; 40% Projekt programistyczny</w:t>
+              <w:t>kolokwium końcowe; ocena sporządzonego oprogramowania; prezentacja projektu i dokumentacji</w:t>
             </w:r>
           </w:p>
         </w:tc>
@@ -4452,7 +4387,7 @@
                 <w:i w:val="0"/>
                 <w:sz w:val="22"/>
               </w:rPr>
-              <w:t>wykład z elementami dyskusji z prezentacją multimedialną; burza mózgów; rozwiązywanie zadań; analiza przypadków; projekt praktyczny; Kryteria oceny; 60% Kolokwium; 40% Projekt programistyczny</w:t>
+              <w:t>kolokwium końcowe; ocena sporządzonego oprogramowania; prezentacja projektu i dokumentacji</w:t>
             </w:r>
           </w:p>
         </w:tc>
@@ -4510,7 +4445,7 @@
                 <w:i w:val="0"/>
                 <w:sz w:val="22"/>
               </w:rPr>
-              <w:t>wykład z elementami dyskusji z prezentacją multimedialną; burza mózgów; rozwiązywanie zadań; analiza przypadków; projekt praktyczny; Kryteria oceny; 60% Kolokwium; 40% Projekt programistyczny</w:t>
+              <w:t>kolokwium końcowe; ocena sporządzonego oprogramowania; prezentacja projektu i dokumentacji</w:t>
             </w:r>
           </w:p>
         </w:tc>
@@ -4568,7 +4503,7 @@
                 <w:i w:val="0"/>
                 <w:sz w:val="22"/>
               </w:rPr>
-              <w:t>wykład z elementami dyskusji z prezentacją multimedialną; burza mózgów; rozwiązywanie zadań; analiza przypadków; projekt praktyczny; Kryteria oceny; 60% Kolokwium; 40% Projekt programistyczny</w:t>
+              <w:t>kolokwium końcowe; ocena sporządzonego oprogramowania; prezentacja projektu i dokumentacji</w:t>
             </w:r>
           </w:p>
         </w:tc>
@@ -4626,7 +4561,7 @@
                 <w:i w:val="0"/>
                 <w:sz w:val="22"/>
               </w:rPr>
-              <w:t>wykład z elementami dyskusji z prezentacją multimedialną; burza mózgów; rozwiązywanie zadań; analiza przypadków; projekt praktyczny; Kryteria oceny; 60% Kolokwium; 40% Projekt programistyczny</w:t>
+              <w:t>kolokwium końcowe; ocena sporządzonego oprogramowania; prezentacja projektu i dokumentacji</w:t>
             </w:r>
           </w:p>
         </w:tc>
@@ -4684,7 +4619,7 @@
                 <w:i w:val="0"/>
                 <w:sz w:val="22"/>
               </w:rPr>
-              <w:t>wykład z elementami dyskusji z prezentacją multimedialną; burza mózgów; rozwiązywanie zadań; analiza przypadków; projekt praktyczny; Kryteria oceny; 60% Kolokwium; 40% Projekt programistyczny</w:t>
+              <w:t>kolokwium końcowe; ocena sporządzonego oprogramowania; prezentacja projektu i dokumentacji</w:t>
             </w:r>
           </w:p>
         </w:tc>
@@ -4742,7 +4677,7 @@
                 <w:i w:val="0"/>
                 <w:sz w:val="22"/>
               </w:rPr>
-              <w:t>wykład z elementami dyskusji z prezentacją multimedialną; burza mózgów; rozwiązywanie zadań; analiza przypadków; projekt praktyczny; Kryteria oceny; 60% Kolokwium; 40% Projekt programistyczny</w:t>
+              <w:t>kolokwium końcowe; ocena sporządzonego oprogramowania; prezentacja projektu i dokumentacji</w:t>
             </w:r>
           </w:p>
         </w:tc>
@@ -4800,7 +4735,7 @@
                 <w:i w:val="0"/>
                 <w:sz w:val="22"/>
               </w:rPr>
-              <w:t>wykład z elementami dyskusji z prezentacją multimedialną; burza mózgów; rozwiązywanie zadań; analiza przypadków; projekt praktyczny; Kryteria oceny; 60% Kolokwium; 40% Projekt programistyczny</w:t>
+              <w:t>kolokwium końcowe; ocena sporządzonego oprogramowania; prezentacja projektu i dokumentacji</w:t>
             </w:r>
           </w:p>
         </w:tc>
@@ -4858,7 +4793,7 @@
                 <w:i w:val="0"/>
                 <w:sz w:val="22"/>
               </w:rPr>
-              <w:t>wykład z elementami dyskusji z prezentacją multimedialną; burza mózgów; rozwiązywanie zadań; analiza przypadków; projekt praktyczny; Kryteria oceny; 60% Kolokwium; 40% Projekt programistyczny</w:t>
+              <w:t>kolokwium końcowe; ocena sporządzonego oprogramowania; prezentacja projektu i dokumentacji</w:t>
             </w:r>
           </w:p>
         </w:tc>
@@ -4916,7 +4851,7 @@
                 <w:i w:val="0"/>
                 <w:sz w:val="22"/>
               </w:rPr>
-              <w:t>wykład z elementami dyskusji z prezentacją multimedialną; burza mózgów; rozwiązywanie zadań; analiza przypadków; projekt praktyczny; Kryteria oceny; 60% Kolokwium; 40% Projekt programistyczny</w:t>
+              <w:t>kolokwium końcowe; ocena sporządzonego oprogramowania; prezentacja projektu i dokumentacji</w:t>
             </w:r>
           </w:p>
         </w:tc>
@@ -4974,7 +4909,7 @@
                 <w:i w:val="0"/>
                 <w:sz w:val="22"/>
               </w:rPr>
-              <w:t>wykład z elementami dyskusji z prezentacją multimedialną; burza mózgów; rozwiązywanie zadań; analiza przypadków; projekt praktyczny; Kryteria oceny; 60% Kolokwium; 40% Projekt programistyczny</w:t>
+              <w:t>kolokwium końcowe; ocena sporządzonego oprogramowania; prezentacja projektu i dokumentacji</w:t>
             </w:r>
           </w:p>
         </w:tc>
@@ -5032,7 +4967,7 @@
                 <w:i w:val="0"/>
                 <w:sz w:val="22"/>
               </w:rPr>
-              <w:t>wykład z elementami dyskusji z prezentacją multimedialną; burza mózgów; rozwiązywanie zadań; analiza przypadków; projekt praktyczny; Kryteria oceny; 60% Kolokwium; 40% Projekt programistyczny</w:t>
+              <w:t>kolokwium końcowe; ocena sporządzonego oprogramowania; prezentacja projektu i dokumentacji</w:t>
             </w:r>
           </w:p>
         </w:tc>
@@ -5090,7 +5025,7 @@
                 <w:i w:val="0"/>
                 <w:sz w:val="22"/>
               </w:rPr>
-              <w:t>wykład z elementami dyskusji z prezentacją multimedialną; burza mózgów; rozwiązywanie zadań; analiza przypadków; projekt praktyczny; Kryteria oceny; 60% Kolokwium; 40% Projekt programistyczny</w:t>
+              <w:t>kolokwium końcowe; ocena sporządzonego oprogramowania; prezentacja projektu i dokumentacji</w:t>
             </w:r>
           </w:p>
         </w:tc>
@@ -5148,7 +5083,7 @@
                 <w:i w:val="0"/>
                 <w:sz w:val="22"/>
               </w:rPr>
-              <w:t>wykład z elementami dyskusji z prezentacją multimedialną; burza mózgów; rozwiązywanie zadań; analiza przypadków; projekt praktyczny; Kryteria oceny; 60% Kolokwium; 40% Projekt programistyczny</w:t>
+              <w:t>kolokwium końcowe; ocena sporządzonego oprogramowania; prezentacja projektu i dokumentacji</w:t>
             </w:r>
           </w:p>
         </w:tc>
@@ -5206,7 +5141,7 @@
                 <w:i w:val="0"/>
                 <w:sz w:val="22"/>
               </w:rPr>
-              <w:t>wykład z elementami dyskusji z prezentacją multimedialną; burza mózgów; rozwiązywanie zadań; analiza przypadków; projekt praktyczny; Kryteria oceny; 60% Kolokwium; 40% Projekt programistyczny</w:t>
+              <w:t>kolokwium końcowe; ocena sporządzonego oprogramowania; prezentacja projektu i dokumentacji</w:t>
             </w:r>
           </w:p>
         </w:tc>
@@ -5264,7 +5199,7 @@
                 <w:i w:val="0"/>
                 <w:sz w:val="22"/>
               </w:rPr>
-              <w:t>wykład z elementami dyskusji z prezentacją multimedialną; burza mózgów; rozwiązywanie zadań; analiza przypadków; projekt praktyczny; Kryteria oceny; 60% Kolokwium; 40% Projekt programistyczny</w:t>
+              <w:t>kolokwium końcowe; ocena sporządzonego oprogramowania; prezentacja projektu i dokumentacji</w:t>
             </w:r>
           </w:p>
         </w:tc>
@@ -5322,7 +5257,7 @@
                 <w:i w:val="0"/>
                 <w:sz w:val="22"/>
               </w:rPr>
-              <w:t>wykład z elementami dyskusji z prezentacją multimedialną; burza mózgów; rozwiązywanie zadań; analiza przypadków; projekt praktyczny; Kryteria oceny; 60% Kolokwium; 40% Projekt programistyczny</w:t>
+              <w:t>kolokwium końcowe; ocena sporządzonego oprogramowania; prezentacja projektu i dokumentacji</w:t>
             </w:r>
           </w:p>
         </w:tc>
@@ -5380,7 +5315,7 @@
                 <w:i w:val="0"/>
                 <w:sz w:val="22"/>
               </w:rPr>
-              <w:t>wykład z elementami dyskusji z prezentacją multimedialną; burza mózgów; rozwiązywanie zadań; analiza przypadków; projekt praktyczny; Kryteria oceny; 60% Kolokwium; 40% Projekt programistyczny</w:t>
+              <w:t>kolokwium końcowe; ocena sporządzonego oprogramowania; prezentacja projektu i dokumentacji</w:t>
             </w:r>
           </w:p>
         </w:tc>
@@ -5438,7 +5373,7 @@
                 <w:i w:val="0"/>
                 <w:sz w:val="22"/>
               </w:rPr>
-              <w:t>wykład z elementami dyskusji z prezentacją multimedialną; burza mózgów; rozwiązywanie zadań; analiza przypadków; projekt praktyczny; Kryteria oceny; 60% Kolokwium; 40% Projekt programistyczny</w:t>
+              <w:t>kolokwium końcowe; ocena sporządzonego oprogramowania; prezentacja projektu i dokumentacji</w:t>
             </w:r>
           </w:p>
         </w:tc>
@@ -5496,7 +5431,7 @@
                 <w:i w:val="0"/>
                 <w:sz w:val="22"/>
               </w:rPr>
-              <w:t>wykład z elementami dyskusji z prezentacją multimedialną; burza mózgów; rozwiązywanie zadań; analiza przypadków; projekt praktyczny; Kryteria oceny; 60% Kolokwium; 40% Projekt programistyczny</w:t>
+              <w:t>kolokwium końcowe; ocena sporządzonego oprogramowania; prezentacja projektu i dokumentacji</w:t>
             </w:r>
           </w:p>
         </w:tc>
@@ -5554,7 +5489,7 @@
                 <w:i w:val="0"/>
                 <w:sz w:val="22"/>
               </w:rPr>
-              <w:t>wykład z elementami dyskusji z prezentacją multimedialną; burza mózgów; rozwiązywanie zadań; analiza przypadków; projekt praktyczny; Kryteria oceny; 60% Kolokwium; 40% Projekt programistyczny</w:t>
+              <w:t>kolokwium końcowe; ocena sporządzonego oprogramowania; prezentacja projektu i dokumentacji</w:t>
             </w:r>
           </w:p>
         </w:tc>
@@ -5612,7 +5547,7 @@
                 <w:i w:val="0"/>
                 <w:sz w:val="22"/>
               </w:rPr>
-              <w:t>wykład z elementami dyskusji z prezentacją multimedialną; burza mózgów; rozwiązywanie zadań; analiza przypadków; projekt praktyczny; Kryteria oceny; 60% Kolokwium; 40% Projekt programistyczny</w:t>
+              <w:t>kolokwium końcowe; ocena sporządzonego oprogramowania; prezentacja projektu i dokumentacji</w:t>
             </w:r>
           </w:p>
         </w:tc>
@@ -5670,7 +5605,7 @@
                 <w:i w:val="0"/>
                 <w:sz w:val="22"/>
               </w:rPr>
-              <w:t>wykład z elementami dyskusji z prezentacją multimedialną; burza mózgów; rozwiązywanie zadań; analiza przypadków; projekt praktyczny; Kryteria oceny; 60% Kolokwium; 40% Projekt programistyczny</w:t>
+              <w:t>kolokwium końcowe; ocena sporządzonego oprogramowania; prezentacja projektu i dokumentacji</w:t>
             </w:r>
           </w:p>
         </w:tc>
@@ -5728,7 +5663,7 @@
                 <w:i w:val="0"/>
                 <w:sz w:val="22"/>
               </w:rPr>
-              <w:t>wykład z elementami dyskusji z prezentacją multimedialną; burza mózgów; rozwiązywanie zadań; analiza przypadków; projekt praktyczny; Kryteria oceny; 60% Kolokwium; 40% Projekt programistyczny</w:t>
+              <w:t>kolokwium końcowe; ocena sporządzonego oprogramowania; prezentacja projektu i dokumentacji</w:t>
             </w:r>
           </w:p>
         </w:tc>
@@ -5786,7 +5721,7 @@
                 <w:i w:val="0"/>
                 <w:sz w:val="22"/>
               </w:rPr>
-              <w:t>wykład z elementami dyskusji z prezentacją multimedialną; burza mózgów; rozwiązywanie zadań; analiza przypadków; projekt praktyczny; Kryteria oceny; 60% Kolokwium; 40% Projekt programistyczny</w:t>
+              <w:t>kolokwium końcowe; ocena sporządzonego oprogramowania; prezentacja projektu i dokumentacji</w:t>
             </w:r>
           </w:p>
         </w:tc>
@@ -5844,7 +5779,7 @@
                 <w:i w:val="0"/>
                 <w:sz w:val="22"/>
               </w:rPr>
-              <w:t>wykład z elementami dyskusji z prezentacją multimedialną; burza mózgów; rozwiązywanie zadań; analiza przypadków; projekt praktyczny; Kryteria oceny; 60% Kolokwium; 40% Projekt programistyczny</w:t>
+              <w:t>kolokwium końcowe; ocena sporządzonego oprogramowania; prezentacja projektu i dokumentacji</w:t>
             </w:r>
           </w:p>
         </w:tc>
@@ -5902,7 +5837,7 @@
                 <w:i w:val="0"/>
                 <w:sz w:val="22"/>
               </w:rPr>
-              <w:t>wykład z elementami dyskusji z prezentacją multimedialną; burza mózgów; rozwiązywanie zadań; analiza przypadków; projekt praktyczny; Kryteria oceny; 60% Kolokwium; 40% Projekt programistyczny</w:t>
+              <w:t>kolokwium końcowe; ocena sporządzonego oprogramowania; prezentacja projektu i dokumentacji</w:t>
             </w:r>
           </w:p>
         </w:tc>
@@ -5960,7 +5895,7 @@
                 <w:i w:val="0"/>
                 <w:sz w:val="22"/>
               </w:rPr>
-              <w:t>wykład z elementami dyskusji z prezentacją multimedialną; burza mózgów; rozwiązywanie zadań; analiza przypadków; projekt praktyczny; Kryteria oceny; 60% Kolokwium; 40% Projekt programistyczny</w:t>
+              <w:t>kolokwium końcowe; ocena sporządzonego oprogramowania; prezentacja projektu i dokumentacji</w:t>
             </w:r>
           </w:p>
         </w:tc>
@@ -6018,7 +5953,7 @@
                 <w:i w:val="0"/>
                 <w:sz w:val="22"/>
               </w:rPr>
-              <w:t>wykład z elementami dyskusji z prezentacją multimedialną; burza mózgów; rozwiązywanie zadań; analiza przypadków; projekt praktyczny; Kryteria oceny; 60% Kolokwium; 40% Projekt programistyczny</w:t>
+              <w:t>kolokwium końcowe; ocena sporządzonego oprogramowania; prezentacja projektu i dokumentacji</w:t>
             </w:r>
           </w:p>
         </w:tc>
@@ -6076,7 +6011,7 @@
                 <w:i w:val="0"/>
                 <w:sz w:val="22"/>
               </w:rPr>
-              <w:t>wykład z elementami dyskusji z prezentacją multimedialną; burza mózgów; rozwiązywanie zadań; analiza przypadków; projekt praktyczny; Kryteria oceny; 60% Kolokwium; 40% Projekt programistyczny</w:t>
+              <w:t>kolokwium końcowe; ocena sporządzonego oprogramowania; prezentacja projektu i dokumentacji</w:t>
             </w:r>
           </w:p>
         </w:tc>
@@ -6134,7 +6069,7 @@
                 <w:i w:val="0"/>
                 <w:sz w:val="22"/>
               </w:rPr>
-              <w:t>wykład z elementami dyskusji z prezentacją multimedialną; burza mózgów; rozwiązywanie zadań; analiza przypadków; projekt praktyczny; Kryteria oceny; 60% Kolokwium; 40% Projekt programistyczny</w:t>
+              <w:t>kolokwium końcowe; ocena sporządzonego oprogramowania; prezentacja projektu i dokumentacji</w:t>
             </w:r>
           </w:p>
         </w:tc>
@@ -6192,7 +6127,7 @@
                 <w:i w:val="0"/>
                 <w:sz w:val="22"/>
               </w:rPr>
-              <w:t>wykład z elementami dyskusji z prezentacją multimedialną; burza mózgów; rozwiązywanie zadań; analiza przypadków; projekt praktyczny; Kryteria oceny; 60% Kolokwium; 40% Projekt programistyczny</w:t>
+              <w:t>kolokwium końcowe; ocena sporządzonego oprogramowania; prezentacja projektu i dokumentacji</w:t>
             </w:r>
           </w:p>
         </w:tc>
@@ -6250,7 +6185,7 @@
                 <w:i w:val="0"/>
                 <w:sz w:val="22"/>
               </w:rPr>
-              <w:t>wykład z elementami dyskusji z prezentacją multimedialną; burza mózgów; rozwiązywanie zadań; analiza przypadków; projekt praktyczny; Kryteria oceny; 60% Kolokwium; 40% Projekt programistyczny</w:t>
+              <w:t>kolokwium końcowe; ocena sporządzonego oprogramowania; prezentacja projektu i dokumentacji</w:t>
             </w:r>
           </w:p>
         </w:tc>
@@ -6308,7 +6243,7 @@
                 <w:i w:val="0"/>
                 <w:sz w:val="22"/>
               </w:rPr>
-              <w:t>wykład z elementami dyskusji z prezentacją multimedialną; burza mózgów; rozwiązywanie zadań; analiza przypadków; projekt praktyczny; Kryteria oceny; 60% Kolokwium; 40% Projekt programistyczny</w:t>
+              <w:t>kolokwium końcowe; ocena sporządzonego oprogramowania; prezentacja projektu i dokumentacji</w:t>
             </w:r>
           </w:p>
         </w:tc>
@@ -6366,7 +6301,7 @@
                 <w:i w:val="0"/>
                 <w:sz w:val="22"/>
               </w:rPr>
-              <w:t>wykład z elementami dyskusji z prezentacją multimedialną; burza mózgów; rozwiązywanie zadań; analiza przypadków; projekt praktyczny; Kryteria oceny; 60% Kolokwium; 40% Projekt programistyczny</w:t>
+              <w:t>kolokwium końcowe; ocena sporządzonego oprogramowania; prezentacja projektu i dokumentacji</w:t>
             </w:r>
           </w:p>
         </w:tc>
@@ -6424,7 +6359,7 @@
                 <w:i w:val="0"/>
                 <w:sz w:val="22"/>
               </w:rPr>
-              <w:t>wykład z elementami dyskusji z prezentacją multimedialną; burza mózgów; rozwiązywanie zadań; analiza przypadków; projekt praktyczny; Kryteria oceny; 60% Kolokwium; 40% Projekt programistyczny</w:t>
+              <w:t>kolokwium końcowe; ocena sporządzonego oprogramowania; prezentacja projektu i dokumentacji</w:t>
             </w:r>
           </w:p>
         </w:tc>
@@ -6482,7 +6417,7 @@
                 <w:i w:val="0"/>
                 <w:sz w:val="22"/>
               </w:rPr>
-              <w:t>wykład z elementami dyskusji z prezentacją multimedialną; burza mózgów; rozwiązywanie zadań; analiza przypadków; projekt praktyczny; Kryteria oceny; 60% Kolokwium; 40% Projekt programistyczny</w:t>
+              <w:t>kolokwium końcowe; ocena sporządzonego oprogramowania; prezentacja projektu i dokumentacji</w:t>
             </w:r>
           </w:p>
         </w:tc>
@@ -6540,7 +6475,7 @@
                 <w:i w:val="0"/>
                 <w:sz w:val="22"/>
               </w:rPr>
-              <w:t>wykład z elementami dyskusji z prezentacją multimedialną; burza mózgów; rozwiązywanie zadań; analiza przypadków; projekt praktyczny; Kryteria oceny; 60% Kolokwium; 40% Projekt programistyczny</w:t>
+              <w:t>kolokwium końcowe; ocena sporządzonego oprogramowania; prezentacja projektu i dokumentacji</w:t>
             </w:r>
           </w:p>
         </w:tc>
@@ -6598,7 +6533,7 @@
                 <w:i w:val="0"/>
                 <w:sz w:val="22"/>
               </w:rPr>
-              <w:t>wykład z elementami dyskusji z prezentacją multimedialną; burza mózgów; rozwiązywanie zadań; analiza przypadków; projekt praktyczny; Kryteria oceny; 60% Kolokwium; 40% Projekt programistyczny</w:t>
+              <w:t>kolokwium końcowe; ocena sporządzonego oprogramowania; prezentacja projektu i dokumentacji</w:t>
             </w:r>
           </w:p>
         </w:tc>
@@ -6656,7 +6591,7 @@
                 <w:i w:val="0"/>
                 <w:sz w:val="22"/>
               </w:rPr>
-              <w:t>wykład z elementami dyskusji z prezentacją multimedialną; burza mózgów; rozwiązywanie zadań; analiza przypadków; projekt praktyczny; Kryteria oceny; 60% Kolokwium; 40% Projekt programistyczny</w:t>
+              <w:t>kolokwium końcowe; ocena sporządzonego oprogramowania; prezentacja projektu i dokumentacji</w:t>
             </w:r>
           </w:p>
         </w:tc>
@@ -6714,7 +6649,7 @@
                 <w:i w:val="0"/>
                 <w:sz w:val="22"/>
               </w:rPr>
-              <w:t>wykład z elementami dyskusji z prezentacją multimedialną; burza mózgów; rozwiązywanie zadań; analiza przypadków; projekt praktyczny; Kryteria oceny; 60% Kolokwium; 40% Projekt programistyczny</w:t>
+              <w:t>kolokwium końcowe; ocena sporządzonego oprogramowania; prezentacja projektu i dokumentacji</w:t>
             </w:r>
           </w:p>
         </w:tc>
@@ -6772,7 +6707,7 @@
                 <w:i w:val="0"/>
                 <w:sz w:val="22"/>
               </w:rPr>
-              <w:t>wykład z elementami dyskusji z prezentacją multimedialną; burza mózgów; rozwiązywanie zadań; analiza przypadków; projekt praktyczny; Kryteria oceny; 60% Kolokwium; 40% Projekt programistyczny</w:t>
+              <w:t>kolokwium końcowe; ocena sporządzonego oprogramowania; prezentacja projektu i dokumentacji</w:t>
             </w:r>
           </w:p>
         </w:tc>
@@ -6830,7 +6765,7 @@
                 <w:i w:val="0"/>
                 <w:sz w:val="22"/>
               </w:rPr>
-              <w:t>wykład z elementami dyskusji z prezentacją multimedialną; burza mózgów; rozwiązywanie zadań; analiza przypadków; projekt praktyczny; Kryteria oceny; 60% Kolokwium; 40% Projekt programistyczny</w:t>
+              <w:t>kolokwium końcowe; ocena sporządzonego oprogramowania; prezentacja projektu i dokumentacji</w:t>
             </w:r>
           </w:p>
         </w:tc>
@@ -6888,7 +6823,7 @@
                 <w:i w:val="0"/>
                 <w:sz w:val="22"/>
               </w:rPr>
-              <w:t>wykład z elementami dyskusji z prezentacją multimedialną; burza mózgów; rozwiązywanie zadań; analiza przypadków; projekt praktyczny; Kryteria oceny; 60% Kolokwium; 40% Projekt programistyczny</w:t>
+              <w:t>kolokwium końcowe; ocena sporządzonego oprogramowania; prezentacja projektu i dokumentacji</w:t>
             </w:r>
           </w:p>
         </w:tc>
@@ -6946,7 +6881,7 @@
                 <w:i w:val="0"/>
                 <w:sz w:val="22"/>
               </w:rPr>
-              <w:t>wykład z elementami dyskusji z prezentacją multimedialną; burza mózgów; rozwiązywanie zadań; analiza przypadków; projekt praktyczny; Kryteria oceny; 60% Kolokwium; 40% Projekt programistyczny</w:t>
+              <w:t>kolokwium końcowe; ocena sporządzonego oprogramowania; prezentacja projektu i dokumentacji</w:t>
             </w:r>
           </w:p>
         </w:tc>
@@ -7004,7 +6939,7 @@
                 <w:i w:val="0"/>
                 <w:sz w:val="22"/>
               </w:rPr>
-              <w:t>wykład z elementami dyskusji z prezentacją multimedialną; burza mózgów; rozwiązywanie zadań; analiza przypadków; projekt praktyczny; Kryteria oceny; 60% Kolokwium; 40% Projekt programistyczny</w:t>
+              <w:t>kolokwium końcowe; ocena sporządzonego oprogramowania; prezentacja projektu i dokumentacji</w:t>
             </w:r>
           </w:p>
         </w:tc>
@@ -7062,7 +6997,7 @@
                 <w:i w:val="0"/>
                 <w:sz w:val="22"/>
               </w:rPr>
-              <w:t>wykład z elementami dyskusji z prezentacją multimedialną; burza mózgów; rozwiązywanie zadań; analiza przypadków; projekt praktyczny; Kryteria oceny; 60% Kolokwium; 40% Projekt programistyczny</w:t>
+              <w:t>kolokwium końcowe; ocena sporządzonego oprogramowania; prezentacja projektu i dokumentacji</w:t>
             </w:r>
           </w:p>
         </w:tc>
@@ -7120,7 +7055,7 @@
                 <w:i w:val="0"/>
                 <w:sz w:val="22"/>
               </w:rPr>
-              <w:t>wykład z elementami dyskusji z prezentacją multimedialną; burza mózgów; rozwiązywanie zadań; analiza przypadków; projekt praktyczny; Kryteria oceny; 60% Kolokwium; 40% Projekt programistyczny</w:t>
+              <w:t>kolokwium końcowe; ocena sporządzonego oprogramowania; prezentacja projektu i dokumentacji</w:t>
             </w:r>
           </w:p>
         </w:tc>
@@ -7178,7 +7113,7 @@
                 <w:i w:val="0"/>
                 <w:sz w:val="22"/>
               </w:rPr>
-              <w:t>wykład z elementami dyskusji z prezentacją multimedialną; burza mózgów; rozwiązywanie zadań; analiza przypadków; projekt praktyczny; Kryteria oceny; 60% Kolokwium; 40% Projekt programistyczny</w:t>
+              <w:t>kolokwium końcowe; ocena sporządzonego oprogramowania; prezentacja projektu i dokumentacji</w:t>
             </w:r>
           </w:p>
         </w:tc>
@@ -7236,7 +7171,7 @@
                 <w:i w:val="0"/>
                 <w:sz w:val="22"/>
               </w:rPr>
-              <w:t>wykład z elementami dyskusji z prezentacją multimedialną; burza mózgów; rozwiązywanie zadań; analiza przypadków; projekt praktyczny; Kryteria oceny; 60% Kolokwium; 40% Projekt programistyczny</w:t>
+              <w:t>kolokwium końcowe; ocena sporządzonego oprogramowania; prezentacja projektu i dokumentacji</w:t>
             </w:r>
           </w:p>
         </w:tc>
@@ -7294,7 +7229,7 @@
                 <w:i w:val="0"/>
                 <w:sz w:val="22"/>
               </w:rPr>
-              <w:t>wykład z elementami dyskusji z prezentacją multimedialną; burza mózgów; rozwiązywanie zadań; analiza przypadków; projekt praktyczny; Kryteria oceny; 60% Kolokwium; 40% Projekt programistyczny</w:t>
+              <w:t>kolokwium końcowe; ocena sporządzonego oprogramowania; prezentacja projektu i dokumentacji</w:t>
             </w:r>
           </w:p>
         </w:tc>
@@ -7352,7 +7287,7 @@
                 <w:i w:val="0"/>
                 <w:sz w:val="22"/>
               </w:rPr>
-              <w:t>wykład z elementami dyskusji z prezentacją multimedialną; burza mózgów; rozwiązywanie zadań; analiza przypadków; projekt praktyczny; Kryteria oceny; 60% Kolokwium; 40% Projekt programistyczny</w:t>
+              <w:t>kolokwium końcowe; ocena sporządzonego oprogramowania; prezentacja projektu i dokumentacji</w:t>
             </w:r>
           </w:p>
         </w:tc>
@@ -7410,7 +7345,7 @@
                 <w:i w:val="0"/>
                 <w:sz w:val="22"/>
               </w:rPr>
-              <w:t>wykład z elementami dyskusji z prezentacją multimedialną; burza mózgów; rozwiązywanie zadań; analiza przypadków; projekt praktyczny; Kryteria oceny; 60% Kolokwium; 40% Projekt programistyczny</w:t>
+              <w:t>kolokwium końcowe; ocena sporządzonego oprogramowania; prezentacja projektu i dokumentacji</w:t>
             </w:r>
           </w:p>
         </w:tc>
@@ -7468,7 +7403,7 @@
                 <w:i w:val="0"/>
                 <w:sz w:val="22"/>
               </w:rPr>
-              <w:t>wykład z elementami dyskusji z prezentacją multimedialną; burza mózgów; rozwiązywanie zadań; analiza przypadków; projekt praktyczny; Kryteria oceny; 60% Kolokwium; 40% Projekt programistyczny</w:t>
+              <w:t>kolokwium końcowe; ocena sporządzonego oprogramowania; prezentacja projektu i dokumentacji</w:t>
             </w:r>
           </w:p>
         </w:tc>
@@ -7526,7 +7461,7 @@
                 <w:i w:val="0"/>
                 <w:sz w:val="22"/>
               </w:rPr>
-              <w:t>wykład z elementami dyskusji z prezentacją multimedialną; burza mózgów; rozwiązywanie zadań; analiza przypadków; projekt praktyczny; Kryteria oceny; 60% Kolokwium; 40% Projekt programistyczny</w:t>
+              <w:t>kolokwium końcowe; ocena sporządzonego oprogramowania; prezentacja projektu i dokumentacji</w:t>
             </w:r>
           </w:p>
         </w:tc>
@@ -7584,7 +7519,7 @@
                 <w:i w:val="0"/>
                 <w:sz w:val="22"/>
               </w:rPr>
-              <w:t>wykład z elementami dyskusji z prezentacją multimedialną; burza mózgów; rozwiązywanie zadań; analiza przypadków; projekt praktyczny; Kryteria oceny; 60% Kolokwium; 40% Projekt programistyczny</w:t>
+              <w:t>kolokwium końcowe; ocena sporządzonego oprogramowania; prezentacja projektu i dokumentacji</w:t>
             </w:r>
           </w:p>
         </w:tc>
@@ -7642,7 +7577,7 @@
                 <w:i w:val="0"/>
                 <w:sz w:val="22"/>
               </w:rPr>
-              <w:t>wykład z elementami dyskusji z prezentacją multimedialną; burza mózgów; rozwiązywanie zadań; analiza przypadków; projekt praktyczny; Kryteria oceny; 60% Kolokwium; 40% Projekt programistyczny</w:t>
+              <w:t>kolokwium końcowe; ocena sporządzonego oprogramowania; prezentacja projektu i dokumentacji</w:t>
             </w:r>
           </w:p>
         </w:tc>
@@ -7700,7 +7635,7 @@
                 <w:i w:val="0"/>
                 <w:sz w:val="22"/>
               </w:rPr>
-              <w:t>wykład z elementami dyskusji z prezentacją multimedialną; burza mózgów; rozwiązywanie zadań; analiza przypadków; projekt praktyczny; Kryteria oceny; 60% Kolokwium; 40% Projekt programistyczny</w:t>
+              <w:t>kolokwium końcowe; ocena sporządzonego oprogramowania; prezentacja projektu i dokumentacji</w:t>
             </w:r>
           </w:p>
         </w:tc>
@@ -7758,7 +7693,7 @@
                 <w:i w:val="0"/>
                 <w:sz w:val="22"/>
               </w:rPr>
-              <w:t>wykład z elementami dyskusji z prezentacją multimedialną; burza mózgów; rozwiązywanie zadań; analiza przypadków; projekt praktyczny; Kryteria oceny; 60% Kolokwium; 40% Projekt programistyczny</w:t>
+              <w:t>kolokwium końcowe; ocena sporządzonego oprogramowania; prezentacja projektu i dokumentacji</w:t>
             </w:r>
           </w:p>
         </w:tc>
@@ -7816,7 +7751,7 @@
                 <w:i w:val="0"/>
                 <w:sz w:val="22"/>
               </w:rPr>
-              <w:t>wykład z elementami dyskusji z prezentacją multimedialną; burza mózgów; rozwiązywanie zadań; analiza przypadków; projekt praktyczny; Kryteria oceny; 60% Kolokwium; 40% Projekt programistyczny</w:t>
+              <w:t>kolokwium końcowe; ocena sporządzonego oprogramowania; prezentacja projektu i dokumentacji</w:t>
             </w:r>
           </w:p>
         </w:tc>
@@ -7874,7 +7809,7 @@
                 <w:i w:val="0"/>
                 <w:sz w:val="22"/>
               </w:rPr>
-              <w:t>wykład z elementami dyskusji z prezentacją multimedialną; burza mózgów; rozwiązywanie zadań; analiza przypadków; projekt praktyczny; Kryteria oceny; 60% Kolokwium; 40% Projekt programistyczny</w:t>
+              <w:t>kolokwium końcowe; ocena sporządzonego oprogramowania; prezentacja projektu i dokumentacji</w:t>
             </w:r>
           </w:p>
         </w:tc>
@@ -7932,7 +7867,7 @@
                 <w:i w:val="0"/>
                 <w:sz w:val="22"/>
               </w:rPr>
-              <w:t>wykład z elementami dyskusji z prezentacją multimedialną; burza mózgów; rozwiązywanie zadań; analiza przypadków; projekt praktyczny; Kryteria oceny; 60% Kolokwium; 40% Projekt programistyczny</w:t>
+              <w:t>kolokwium końcowe; ocena sporządzonego oprogramowania; prezentacja projektu i dokumentacji</w:t>
             </w:r>
           </w:p>
         </w:tc>
@@ -7990,7 +7925,7 @@
                 <w:i w:val="0"/>
                 <w:sz w:val="22"/>
               </w:rPr>
-              <w:t>wykład z elementami dyskusji z prezentacją multimedialną; burza mózgów; rozwiązywanie zadań; analiza przypadków; projekt praktyczny; Kryteria oceny; 60% Kolokwium; 40% Projekt programistyczny</w:t>
+              <w:t>kolokwium końcowe; ocena sporządzonego oprogramowania; prezentacja projektu i dokumentacji</w:t>
             </w:r>
           </w:p>
         </w:tc>
@@ -8048,7 +7983,7 @@
                 <w:i w:val="0"/>
                 <w:sz w:val="22"/>
               </w:rPr>
-              <w:t>wykład z elementami dyskusji z prezentacją multimedialną; burza mózgów; rozwiązywanie zadań; analiza przypadków; projekt praktyczny; Kryteria oceny; 60% Kolokwium; 40% Projekt programistyczny</w:t>
+              <w:t>kolokwium końcowe; ocena sporządzonego oprogramowania; prezentacja projektu i dokumentacji</w:t>
             </w:r>
           </w:p>
         </w:tc>
@@ -8106,7 +8041,7 @@
                 <w:i w:val="0"/>
                 <w:sz w:val="22"/>
               </w:rPr>
-              <w:t>wykład z elementami dyskusji z prezentacją multimedialną; burza mózgów; rozwiązywanie zadań; analiza przypadków; projekt praktyczny; Kryteria oceny; 60% Kolokwium; 40% Projekt programistyczny</w:t>
+              <w:t>kolokwium końcowe; ocena sporządzonego oprogramowania; prezentacja projektu i dokumentacji</w:t>
             </w:r>
           </w:p>
         </w:tc>
@@ -8164,7 +8099,7 @@
                 <w:i w:val="0"/>
                 <w:sz w:val="22"/>
               </w:rPr>
-              <w:t>wykład z elementami dyskusji z prezentacją multimedialną; burza mózgów; rozwiązywanie zadań; analiza przypadków; projekt praktyczny; Kryteria oceny; 60% Kolokwium; 40% Projekt programistyczny</w:t>
+              <w:t>kolokwium końcowe; ocena sporządzonego oprogramowania; prezentacja projektu i dokumentacji</w:t>
             </w:r>
           </w:p>
         </w:tc>
@@ -8222,7 +8157,7 @@
                 <w:i w:val="0"/>
                 <w:sz w:val="22"/>
               </w:rPr>
-              <w:t>wykład z elementami dyskusji z prezentacją multimedialną; burza mózgów; rozwiązywanie zadań; analiza przypadków; projekt praktyczny; Kryteria oceny; 60% Kolokwium; 40% Projekt programistyczny</w:t>
+              <w:t>kolokwium końcowe; ocena sporządzonego oprogramowania; prezentacja projektu i dokumentacji</w:t>
             </w:r>
           </w:p>
         </w:tc>
@@ -8280,7 +8215,7 @@
                 <w:i w:val="0"/>
                 <w:sz w:val="22"/>
               </w:rPr>
-              <w:t>wykład z elementami dyskusji z prezentacją multimedialną; burza mózgów; rozwiązywanie zadań; analiza przypadków; projekt praktyczny; Kryteria oceny; 60% Kolokwium; 40% Projekt programistyczny</w:t>
+              <w:t>kolokwium końcowe; ocena sporządzonego oprogramowania; prezentacja projektu i dokumentacji</w:t>
             </w:r>
           </w:p>
         </w:tc>
@@ -8338,7 +8273,7 @@
                 <w:i w:val="0"/>
                 <w:sz w:val="22"/>
               </w:rPr>
-              <w:t>wykład z elementami dyskusji z prezentacją multimedialną; burza mózgów; rozwiązywanie zadań; analiza przypadków; projekt praktyczny; Kryteria oceny; 60% Kolokwium; 40% Projekt programistyczny</w:t>
+              <w:t>kolokwium końcowe; ocena sporządzonego oprogramowania; prezentacja projektu i dokumentacji</w:t>
             </w:r>
           </w:p>
         </w:tc>
@@ -8396,7 +8331,7 @@
                 <w:i w:val="0"/>
                 <w:sz w:val="22"/>
               </w:rPr>
-              <w:t>wykład z elementami dyskusji z prezentacją multimedialną; burza mózgów; rozwiązywanie zadań; analiza przypadków; projekt praktyczny; Kryteria oceny; 60% Kolokwium; 40% Projekt programistyczny</w:t>
+              <w:t>kolokwium końcowe; ocena sporządzonego oprogramowania; prezentacja projektu i dokumentacji</w:t>
             </w:r>
           </w:p>
         </w:tc>
@@ -8454,7 +8389,7 @@
                 <w:i w:val="0"/>
                 <w:sz w:val="22"/>
               </w:rPr>
-              <w:t>wykład z elementami dyskusji z prezentacją multimedialną; burza mózgów; rozwiązywanie zadań; analiza przypadków; projekt praktyczny; Kryteria oceny; 60% Kolokwium; 40% Projekt programistyczny</w:t>
+              <w:t>kolokwium końcowe; ocena sporządzonego oprogramowania; prezentacja projektu i dokumentacji</w:t>
             </w:r>
           </w:p>
         </w:tc>
@@ -8512,7 +8447,7 @@
                 <w:i w:val="0"/>
                 <w:sz w:val="22"/>
               </w:rPr>
-              <w:t>wykład z elementami dyskusji z prezentacją multimedialną; burza mózgów; rozwiązywanie zadań; analiza przypadków; projekt praktyczny; Kryteria oceny; 60% Kolokwium; 40% Projekt programistyczny</w:t>
+              <w:t>kolokwium końcowe; ocena sporządzonego oprogramowania; prezentacja projektu i dokumentacji</w:t>
             </w:r>
           </w:p>
         </w:tc>
@@ -8570,7 +8505,7 @@
                 <w:i w:val="0"/>
                 <w:sz w:val="22"/>
               </w:rPr>
-              <w:t>wykład z elementami dyskusji z prezentacją multimedialną; burza mózgów; rozwiązywanie zadań; analiza przypadków; projekt praktyczny; Kryteria oceny; 60% Kolokwium; 40% Projekt programistyczny</w:t>
+              <w:t>kolokwium końcowe; ocena sporządzonego oprogramowania; prezentacja projektu i dokumentacji</w:t>
             </w:r>
           </w:p>
         </w:tc>
@@ -8628,7 +8563,7 @@
                 <w:i w:val="0"/>
                 <w:sz w:val="22"/>
               </w:rPr>
-              <w:t>wykład z elementami dyskusji z prezentacją multimedialną; burza mózgów; rozwiązywanie zadań; analiza przypadków; projekt praktyczny; Kryteria oceny; 60% Kolokwium; 40% Projekt programistyczny</w:t>
+              <w:t>kolokwium końcowe; ocena sporządzonego oprogramowania; prezentacja projektu i dokumentacji</w:t>
             </w:r>
           </w:p>
         </w:tc>
@@ -8686,7 +8621,7 @@
                 <w:i w:val="0"/>
                 <w:sz w:val="22"/>
               </w:rPr>
-              <w:t>wykład z elementami dyskusji z prezentacją multimedialną; burza mózgów; rozwiązywanie zadań; analiza przypadków; projekt praktyczny; Kryteria oceny; 60% Kolokwium; 40% Projekt programistyczny</w:t>
+              <w:t>kolokwium końcowe; ocena sporządzonego oprogramowania; prezentacja projektu i dokumentacji</w:t>
             </w:r>
           </w:p>
         </w:tc>
@@ -8744,7 +8679,7 @@
                 <w:i w:val="0"/>
                 <w:sz w:val="22"/>
               </w:rPr>
-              <w:t>wykład z elementami dyskusji z prezentacją multimedialną; burza mózgów; rozwiązywanie zadań; analiza przypadków; projekt praktyczny; Kryteria oceny; 60% Kolokwium; 40% Projekt programistyczny</w:t>
+              <w:t>kolokwium końcowe; ocena sporządzonego oprogramowania; prezentacja projektu i dokumentacji</w:t>
             </w:r>
           </w:p>
         </w:tc>
@@ -8802,7 +8737,7 @@
                 <w:i w:val="0"/>
                 <w:sz w:val="22"/>
               </w:rPr>
-              <w:t>wykład z elementami dyskusji z prezentacją multimedialną; burza mózgów; rozwiązywanie zadań; analiza przypadków; projekt praktyczny; Kryteria oceny; 60% Kolokwium; 40% Projekt programistyczny</w:t>
+              <w:t>kolokwium końcowe; ocena sporządzonego oprogramowania; prezentacja projektu i dokumentacji</w:t>
             </w:r>
           </w:p>
         </w:tc>
